--- a/Documentos/Requerimientos/requisitos generales.docx
+++ b/Documentos/Requerimientos/requisitos generales.docx
@@ -169,7 +169,7 @@
     <w:p>
       <w:r>
         <w:pict w14:anchorId="263A55C1">
-          <v:rect id="_x0000_i1085" style="width:0;height:1.5pt" o:hralign="center" o:hrstd="t" o:hr="t" fillcolor="#a0a0a0" stroked="f"/>
+          <v:rect id="_x0000_i1025" style="width:0;height:1.5pt" o:hralign="center" o:hrstd="t" o:hr="t" fillcolor="#a0a0a0" stroked="f"/>
         </w:pict>
       </w:r>
     </w:p>
@@ -365,7 +365,7 @@
     <w:p>
       <w:r>
         <w:pict w14:anchorId="26F8A5C1">
-          <v:rect id="_x0000_i1086" style="width:0;height:1.5pt" o:hralign="center" o:hrstd="t" o:hr="t" fillcolor="#a0a0a0" stroked="f"/>
+          <v:rect id="_x0000_i1026" style="width:0;height:1.5pt" o:hralign="center" o:hrstd="t" o:hr="t" fillcolor="#a0a0a0" stroked="f"/>
         </w:pict>
       </w:r>
     </w:p>
@@ -528,7 +528,7 @@
     <w:p>
       <w:r>
         <w:pict w14:anchorId="2BFBB262">
-          <v:rect id="_x0000_i1087" style="width:0;height:1.5pt" o:hralign="center" o:hrstd="t" o:hr="t" fillcolor="#a0a0a0" stroked="f"/>
+          <v:rect id="_x0000_i1027" style="width:0;height:1.5pt" o:hralign="center" o:hrstd="t" o:hr="t" fillcolor="#a0a0a0" stroked="f"/>
         </w:pict>
       </w:r>
     </w:p>
@@ -581,6 +581,7 @@
           <w:ilvl w:val="0"/>
           <w:numId w:val="5"/>
         </w:numPr>
+        <w:spacing w:after="0"/>
       </w:pPr>
       <w:proofErr w:type="spellStart"/>
       <w:r>
@@ -597,6 +598,7 @@
           <w:ilvl w:val="0"/>
           <w:numId w:val="5"/>
         </w:numPr>
+        <w:spacing w:after="0"/>
       </w:pPr>
       <w:r>
         <w:t xml:space="preserve">Buscar profesionales </w:t>
@@ -608,6 +610,7 @@
           <w:ilvl w:val="0"/>
           <w:numId w:val="5"/>
         </w:numPr>
+        <w:spacing w:after="0"/>
       </w:pPr>
       <w:r>
         <w:t xml:space="preserve">Agendar sesiones </w:t>
@@ -619,10 +622,23 @@
           <w:ilvl w:val="0"/>
           <w:numId w:val="5"/>
         </w:numPr>
+        <w:spacing w:after="0"/>
+      </w:pPr>
+      <w:r>
+        <w:t xml:space="preserve">Ver historial </w:t>
+      </w:r>
+    </w:p>
+    <w:p>
+      <w:pPr>
+        <w:numPr>
+          <w:ilvl w:val="0"/>
+          <w:numId w:val="5"/>
+        </w:numPr>
+        <w:spacing w:after="0"/>
       </w:pPr>
       <w:r>
         <w:lastRenderedPageBreak/>
-        <w:t xml:space="preserve">Ver historial </w:t>
+        <w:t xml:space="preserve">Entrar a salas </w:t>
       </w:r>
     </w:p>
     <w:p>
@@ -631,9 +647,10 @@
           <w:ilvl w:val="0"/>
           <w:numId w:val="5"/>
         </w:numPr>
-      </w:pPr>
-      <w:r>
-        <w:t xml:space="preserve">Entrar a salas </w:t>
+        <w:spacing w:after="0"/>
+      </w:pPr>
+      <w:r>
+        <w:t xml:space="preserve">Pagos </w:t>
       </w:r>
     </w:p>
     <w:p>
@@ -642,6 +659,688 @@
           <w:ilvl w:val="0"/>
           <w:numId w:val="5"/>
         </w:numPr>
+        <w:spacing w:after="0"/>
+      </w:pPr>
+      <w:r>
+        <w:t xml:space="preserve">Opiniones </w:t>
+      </w:r>
+    </w:p>
+    <w:p>
+      <w:pPr>
+        <w:numPr>
+          <w:ilvl w:val="0"/>
+          <w:numId w:val="5"/>
+        </w:numPr>
+        <w:spacing w:after="0"/>
+      </w:pPr>
+      <w:r>
+        <w:t xml:space="preserve">Configuración </w:t>
+      </w:r>
+    </w:p>
+    <w:p>
+      <w:pPr>
+        <w:numPr>
+          <w:ilvl w:val="0"/>
+          <w:numId w:val="5"/>
+        </w:numPr>
+        <w:spacing w:after="0"/>
+      </w:pPr>
+      <w:r>
+        <w:t xml:space="preserve">Privacidad </w:t>
+      </w:r>
+    </w:p>
+    <w:p>
+      <w:pPr>
+        <w:rPr>
+          <w:b/>
+          <w:bCs/>
+        </w:rPr>
+      </w:pPr>
+      <w:r>
+        <w:rPr>
+          <w:b/>
+          <w:bCs/>
+        </w:rPr>
+        <w:t>Profesional</w:t>
+      </w:r>
+    </w:p>
+    <w:p>
+      <w:pPr>
+        <w:numPr>
+          <w:ilvl w:val="0"/>
+          <w:numId w:val="6"/>
+        </w:numPr>
+        <w:spacing w:after="0"/>
+      </w:pPr>
+      <w:proofErr w:type="spellStart"/>
+      <w:r>
+        <w:t>Dashboard</w:t>
+      </w:r>
+      <w:proofErr w:type="spellEnd"/>
+      <w:r>
+        <w:t xml:space="preserve"> profesional </w:t>
+      </w:r>
+    </w:p>
+    <w:p>
+      <w:pPr>
+        <w:numPr>
+          <w:ilvl w:val="0"/>
+          <w:numId w:val="6"/>
+        </w:numPr>
+        <w:spacing w:after="0"/>
+      </w:pPr>
+      <w:r>
+        <w:t xml:space="preserve">Agenda </w:t>
+      </w:r>
+    </w:p>
+    <w:p>
+      <w:pPr>
+        <w:numPr>
+          <w:ilvl w:val="0"/>
+          <w:numId w:val="6"/>
+        </w:numPr>
+        <w:spacing w:after="0"/>
+      </w:pPr>
+      <w:r>
+        <w:t xml:space="preserve">Pacientes </w:t>
+      </w:r>
+    </w:p>
+    <w:p>
+      <w:pPr>
+        <w:numPr>
+          <w:ilvl w:val="0"/>
+          <w:numId w:val="6"/>
+        </w:numPr>
+        <w:spacing w:after="0"/>
+      </w:pPr>
+      <w:r>
+        <w:t xml:space="preserve">Historial clínico </w:t>
+      </w:r>
+    </w:p>
+    <w:p>
+      <w:pPr>
+        <w:numPr>
+          <w:ilvl w:val="0"/>
+          <w:numId w:val="6"/>
+        </w:numPr>
+        <w:spacing w:after="0"/>
+      </w:pPr>
+      <w:r>
+        <w:t xml:space="preserve">Crear salas </w:t>
+      </w:r>
+    </w:p>
+    <w:p>
+      <w:pPr>
+        <w:numPr>
+          <w:ilvl w:val="0"/>
+          <w:numId w:val="6"/>
+        </w:numPr>
+        <w:spacing w:after="0"/>
+      </w:pPr>
+      <w:r>
+        <w:t xml:space="preserve">Conferencias </w:t>
+      </w:r>
+    </w:p>
+    <w:p>
+      <w:pPr>
+        <w:numPr>
+          <w:ilvl w:val="0"/>
+          <w:numId w:val="6"/>
+        </w:numPr>
+        <w:spacing w:after="0"/>
+      </w:pPr>
+      <w:r>
+        <w:t xml:space="preserve">Pagos / ingresos </w:t>
+      </w:r>
+    </w:p>
+    <w:p>
+      <w:pPr>
+        <w:numPr>
+          <w:ilvl w:val="0"/>
+          <w:numId w:val="6"/>
+        </w:numPr>
+        <w:spacing w:after="0"/>
+      </w:pPr>
+      <w:r>
+        <w:t xml:space="preserve">Perfil profesional </w:t>
+      </w:r>
+    </w:p>
+    <w:p>
+      <w:pPr>
+        <w:numPr>
+          <w:ilvl w:val="0"/>
+          <w:numId w:val="6"/>
+        </w:numPr>
+        <w:spacing w:after="0"/>
+      </w:pPr>
+      <w:r>
+        <w:t xml:space="preserve">Mensajería entre profesionales </w:t>
+      </w:r>
+    </w:p>
+    <w:p>
+      <w:pPr>
+        <w:numPr>
+          <w:ilvl w:val="0"/>
+          <w:numId w:val="6"/>
+        </w:numPr>
+        <w:spacing w:after="0"/>
+      </w:pPr>
+      <w:r>
+        <w:t xml:space="preserve">Derivaciones </w:t>
+      </w:r>
+    </w:p>
+    <w:p>
+      <w:pPr>
+        <w:spacing w:after="0"/>
+        <w:rPr>
+          <w:b/>
+          <w:bCs/>
+        </w:rPr>
+      </w:pPr>
+      <w:r>
+        <w:rPr>
+          <w:b/>
+          <w:bCs/>
+        </w:rPr>
+        <w:t>Administración</w:t>
+      </w:r>
+    </w:p>
+    <w:p>
+      <w:pPr>
+        <w:numPr>
+          <w:ilvl w:val="0"/>
+          <w:numId w:val="7"/>
+        </w:numPr>
+        <w:spacing w:after="0"/>
+      </w:pPr>
+      <w:r>
+        <w:t xml:space="preserve">Moderación </w:t>
+      </w:r>
+    </w:p>
+    <w:p>
+      <w:pPr>
+        <w:numPr>
+          <w:ilvl w:val="0"/>
+          <w:numId w:val="7"/>
+        </w:numPr>
+        <w:spacing w:after="0"/>
+      </w:pPr>
+      <w:r>
+        <w:t xml:space="preserve">Verificación profesional </w:t>
+      </w:r>
+    </w:p>
+    <w:p>
+      <w:pPr>
+        <w:numPr>
+          <w:ilvl w:val="0"/>
+          <w:numId w:val="7"/>
+        </w:numPr>
+        <w:spacing w:after="0"/>
+      </w:pPr>
+      <w:r>
+        <w:t xml:space="preserve">Finanzas </w:t>
+      </w:r>
+    </w:p>
+    <w:p>
+      <w:pPr>
+        <w:numPr>
+          <w:ilvl w:val="0"/>
+          <w:numId w:val="7"/>
+        </w:numPr>
+        <w:spacing w:after="0"/>
+      </w:pPr>
+      <w:r>
+        <w:t xml:space="preserve">Soporte </w:t>
+      </w:r>
+    </w:p>
+    <w:p>
+      <w:pPr>
+        <w:numPr>
+          <w:ilvl w:val="0"/>
+          <w:numId w:val="7"/>
+        </w:numPr>
+        <w:spacing w:after="0"/>
+      </w:pPr>
+      <w:r>
+        <w:t xml:space="preserve">Auditoría </w:t>
+      </w:r>
+    </w:p>
+    <w:p>
+      <w:pPr>
+        <w:numPr>
+          <w:ilvl w:val="0"/>
+          <w:numId w:val="7"/>
+        </w:numPr>
+        <w:spacing w:after="0"/>
+      </w:pPr>
+      <w:r>
+        <w:t xml:space="preserve">Métricas globales </w:t>
+      </w:r>
+    </w:p>
+    <w:p>
+      <w:r>
+        <w:pict w14:anchorId="71F72833">
+          <v:rect id="_x0000_i1028" style="width:0;height:1.5pt" o:hralign="center" o:hrstd="t" o:hr="t" fillcolor="#a0a0a0" stroked="f"/>
+        </w:pict>
+      </w:r>
+    </w:p>
+    <w:p>
+      <w:pPr>
+        <w:rPr>
+          <w:b/>
+          <w:bCs/>
+        </w:rPr>
+      </w:pPr>
+      <w:r>
+        <w:rPr>
+          <w:b/>
+          <w:bCs/>
+        </w:rPr>
+        <w:t>Método de Refinamiento (Shape Up)</w:t>
+      </w:r>
+    </w:p>
+    <w:p>
+      <w:r>
+        <w:t>Trabajaremos cada módulo con esta estructura:</w:t>
+      </w:r>
+    </w:p>
+    <w:p>
+      <w:pPr>
+        <w:rPr>
+          <w:b/>
+          <w:bCs/>
+        </w:rPr>
+      </w:pPr>
+      <w:r>
+        <w:rPr>
+          <w:b/>
+          <w:bCs/>
+        </w:rPr>
+        <w:t>Para cada módulo definiremos:</w:t>
+      </w:r>
+    </w:p>
+    <w:p>
+      <w:pPr>
+        <w:rPr>
+          <w:b/>
+          <w:bCs/>
+        </w:rPr>
+      </w:pPr>
+      <w:r>
+        <w:rPr>
+          <w:b/>
+          <w:bCs/>
+        </w:rPr>
+        <w:t>1. Problema</w:t>
+      </w:r>
+    </w:p>
+    <w:p>
+      <w:r>
+        <w:t>Qué necesidad resuelve.</w:t>
+      </w:r>
+    </w:p>
+    <w:p>
+      <w:pPr>
+        <w:rPr>
+          <w:b/>
+          <w:bCs/>
+        </w:rPr>
+      </w:pPr>
+      <w:r>
+        <w:rPr>
+          <w:b/>
+          <w:bCs/>
+        </w:rPr>
+        <w:t>2. Apetito</w:t>
+      </w:r>
+    </w:p>
+    <w:p>
+      <w:r>
+        <w:t>Tiempo razonable de construcción.</w:t>
+      </w:r>
+    </w:p>
+    <w:p>
+      <w:pPr>
+        <w:rPr>
+          <w:b/>
+          <w:bCs/>
+        </w:rPr>
+      </w:pPr>
+      <w:r>
+        <w:rPr>
+          <w:b/>
+          <w:bCs/>
+        </w:rPr>
+        <w:t>3. Límites</w:t>
+      </w:r>
+    </w:p>
+    <w:p>
+      <w:r>
+        <w:t>Qué entra y qué no entra.</w:t>
+      </w:r>
+    </w:p>
+    <w:p>
+      <w:pPr>
+        <w:rPr>
+          <w:b/>
+          <w:bCs/>
+        </w:rPr>
+      </w:pPr>
+      <w:r>
+        <w:rPr>
+          <w:b/>
+          <w:bCs/>
+        </w:rPr>
+        <w:lastRenderedPageBreak/>
+        <w:t>4. Solución visible</w:t>
+      </w:r>
+    </w:p>
+    <w:p>
+      <w:r>
+        <w:t>Qué pantallas existen.</w:t>
+      </w:r>
+    </w:p>
+    <w:p>
+      <w:pPr>
+        <w:rPr>
+          <w:b/>
+          <w:bCs/>
+        </w:rPr>
+      </w:pPr>
+      <w:r>
+        <w:rPr>
+          <w:b/>
+          <w:bCs/>
+        </w:rPr>
+        <w:t>5. Acciones del usuario</w:t>
+      </w:r>
+    </w:p>
+    <w:p>
+      <w:r>
+        <w:t>Qué puede hacer.</w:t>
+      </w:r>
+    </w:p>
+    <w:p>
+      <w:pPr>
+        <w:rPr>
+          <w:b/>
+          <w:bCs/>
+        </w:rPr>
+      </w:pPr>
+      <w:r>
+        <w:rPr>
+          <w:b/>
+          <w:bCs/>
+        </w:rPr>
+        <w:t>6. Restricciones</w:t>
+      </w:r>
+    </w:p>
+    <w:p>
+      <w:r>
+        <w:t>Qué no puede hacer.</w:t>
+      </w:r>
+    </w:p>
+    <w:p>
+      <w:pPr>
+        <w:rPr>
+          <w:b/>
+          <w:bCs/>
+        </w:rPr>
+      </w:pPr>
+      <w:r>
+        <w:rPr>
+          <w:b/>
+          <w:bCs/>
+        </w:rPr>
+        <w:t>7. Reglas de negocio</w:t>
+      </w:r>
+    </w:p>
+    <w:p>
+      <w:r>
+        <w:t>Validaciones internas.</w:t>
+      </w:r>
+    </w:p>
+    <w:p>
+      <w:pPr>
+        <w:rPr>
+          <w:b/>
+          <w:bCs/>
+        </w:rPr>
+      </w:pPr>
+      <w:r>
+        <w:rPr>
+          <w:b/>
+          <w:bCs/>
+        </w:rPr>
+        <w:t>8. Riesgos</w:t>
+      </w:r>
+    </w:p>
+    <w:p>
+      <w:r>
+        <w:t>Qué puede salir mal.</w:t>
+      </w:r>
+    </w:p>
+    <w:p>
+      <w:pPr>
+        <w:rPr>
+          <w:b/>
+          <w:bCs/>
+        </w:rPr>
+      </w:pPr>
+      <w:r>
+        <w:rPr>
+          <w:b/>
+          <w:bCs/>
+        </w:rPr>
+        <w:t>9. Datos necesarios</w:t>
+      </w:r>
+    </w:p>
+    <w:p>
+      <w:r>
+        <w:t>Qué guarda base de datos.</w:t>
+      </w:r>
+    </w:p>
+    <w:p>
+      <w:pPr>
+        <w:rPr>
+          <w:b/>
+          <w:bCs/>
+        </w:rPr>
+      </w:pPr>
+      <w:r>
+        <w:rPr>
+          <w:b/>
+          <w:bCs/>
+        </w:rPr>
+        <w:t>10. Métricas de éxito</w:t>
+      </w:r>
+    </w:p>
+    <w:p>
+      <w:r>
+        <w:t>Cómo saber si funciona.</w:t>
+      </w:r>
+    </w:p>
+    <w:p>
+      <w:r>
+        <w:pict w14:anchorId="31CE1B1F">
+          <v:rect id="_x0000_i1029" style="width:0;height:1.5pt" o:hralign="center" o:hrstd="t" o:hr="t" fillcolor="#a0a0a0" stroked="f"/>
+        </w:pict>
+      </w:r>
+    </w:p>
+    <w:p>
+      <w:pPr>
+        <w:rPr>
+          <w:b/>
+          <w:bCs/>
+        </w:rPr>
+      </w:pPr>
+      <w:r>
+        <w:rPr>
+          <w:b/>
+          <w:bCs/>
+        </w:rPr>
+        <w:t>Orden de Refinamiento (De adelante hacia atrás)</w:t>
+      </w:r>
+    </w:p>
+    <w:p>
+      <w:pPr>
+        <w:rPr>
+          <w:b/>
+          <w:bCs/>
+        </w:rPr>
+      </w:pPr>
+      <w:r>
+        <w:rPr>
+          <w:b/>
+          <w:bCs/>
+        </w:rPr>
+        <w:t>Fase 1 — Lo que ve el mundo</w:t>
+      </w:r>
+    </w:p>
+    <w:p>
+      <w:pPr>
+        <w:numPr>
+          <w:ilvl w:val="0"/>
+          <w:numId w:val="8"/>
+        </w:numPr>
+      </w:pPr>
+      <w:r>
+        <w:t xml:space="preserve">Landing Page Pública </w:t>
+      </w:r>
+    </w:p>
+    <w:p>
+      <w:pPr>
+        <w:numPr>
+          <w:ilvl w:val="0"/>
+          <w:numId w:val="8"/>
+        </w:numPr>
+      </w:pPr>
+      <w:r>
+        <w:t xml:space="preserve">Registro Usuario </w:t>
+      </w:r>
+    </w:p>
+    <w:p>
+      <w:pPr>
+        <w:numPr>
+          <w:ilvl w:val="0"/>
+          <w:numId w:val="8"/>
+        </w:numPr>
+      </w:pPr>
+      <w:r>
+        <w:t xml:space="preserve">Registro Profesional </w:t>
+      </w:r>
+    </w:p>
+    <w:p>
+      <w:pPr>
+        <w:numPr>
+          <w:ilvl w:val="0"/>
+          <w:numId w:val="8"/>
+        </w:numPr>
+      </w:pPr>
+      <w:r>
+        <w:t xml:space="preserve">Login </w:t>
+      </w:r>
+    </w:p>
+    <w:p>
+      <w:pPr>
+        <w:numPr>
+          <w:ilvl w:val="0"/>
+          <w:numId w:val="8"/>
+        </w:numPr>
+      </w:pPr>
+      <w:r>
+        <w:t xml:space="preserve">Recuperación acceso </w:t>
+      </w:r>
+    </w:p>
+    <w:p>
+      <w:pPr>
+        <w:numPr>
+          <w:ilvl w:val="0"/>
+          <w:numId w:val="8"/>
+        </w:numPr>
+      </w:pPr>
+      <w:r>
+        <w:t xml:space="preserve">Términos y consentimiento </w:t>
+      </w:r>
+    </w:p>
+    <w:p>
+      <w:r>
+        <w:pict w14:anchorId="4AF351FF">
+          <v:rect id="_x0000_i1030" style="width:0;height:1.5pt" o:hralign="center" o:hrstd="t" o:hr="t" fillcolor="#a0a0a0" stroked="f"/>
+        </w:pict>
+      </w:r>
+    </w:p>
+    <w:p>
+      <w:pPr>
+        <w:rPr>
+          <w:b/>
+          <w:bCs/>
+        </w:rPr>
+      </w:pPr>
+      <w:r>
+        <w:rPr>
+          <w:b/>
+          <w:bCs/>
+        </w:rPr>
+        <w:t>Fase 2 — Usuario normal</w:t>
+      </w:r>
+    </w:p>
+    <w:p>
+      <w:pPr>
+        <w:numPr>
+          <w:ilvl w:val="0"/>
+          <w:numId w:val="9"/>
+        </w:numPr>
+      </w:pPr>
+      <w:proofErr w:type="spellStart"/>
+      <w:r>
+        <w:t>Dashboard</w:t>
+      </w:r>
+      <w:proofErr w:type="spellEnd"/>
+      <w:r>
+        <w:t xml:space="preserve"> usuario </w:t>
+      </w:r>
+    </w:p>
+    <w:p>
+      <w:pPr>
+        <w:numPr>
+          <w:ilvl w:val="0"/>
+          <w:numId w:val="9"/>
+        </w:numPr>
+      </w:pPr>
+      <w:r>
+        <w:lastRenderedPageBreak/>
+        <w:t xml:space="preserve">Buscar profesionales </w:t>
+      </w:r>
+    </w:p>
+    <w:p>
+      <w:pPr>
+        <w:numPr>
+          <w:ilvl w:val="0"/>
+          <w:numId w:val="9"/>
+        </w:numPr>
+      </w:pPr>
+      <w:r>
+        <w:t xml:space="preserve">Perfil profesional público </w:t>
+      </w:r>
+    </w:p>
+    <w:p>
+      <w:pPr>
+        <w:numPr>
+          <w:ilvl w:val="0"/>
+          <w:numId w:val="9"/>
+        </w:numPr>
+      </w:pPr>
+      <w:r>
+        <w:t xml:space="preserve">Agenda y reservas </w:t>
+      </w:r>
+    </w:p>
+    <w:p>
+      <w:pPr>
+        <w:numPr>
+          <w:ilvl w:val="0"/>
+          <w:numId w:val="9"/>
+        </w:numPr>
       </w:pPr>
       <w:r>
         <w:t xml:space="preserve">Pagos </w:t>
@@ -651,55 +1350,62 @@
       <w:pPr>
         <w:numPr>
           <w:ilvl w:val="0"/>
-          <w:numId w:val="5"/>
-        </w:numPr>
-      </w:pPr>
-      <w:r>
-        <w:t xml:space="preserve">Opiniones </w:t>
-      </w:r>
-    </w:p>
-    <w:p>
-      <w:pPr>
-        <w:numPr>
-          <w:ilvl w:val="0"/>
-          <w:numId w:val="5"/>
-        </w:numPr>
-      </w:pPr>
-      <w:r>
-        <w:t xml:space="preserve">Configuración </w:t>
-      </w:r>
-    </w:p>
-    <w:p>
-      <w:pPr>
-        <w:numPr>
-          <w:ilvl w:val="0"/>
-          <w:numId w:val="5"/>
-        </w:numPr>
-      </w:pPr>
-      <w:r>
-        <w:t xml:space="preserve">Privacidad </w:t>
-      </w:r>
-    </w:p>
-    <w:p>
-      <w:pPr>
-        <w:rPr>
-          <w:b/>
-          <w:bCs/>
-        </w:rPr>
-      </w:pPr>
-      <w:r>
-        <w:rPr>
-          <w:b/>
-          <w:bCs/>
-        </w:rPr>
-        <w:t>Profesional</w:t>
-      </w:r>
-    </w:p>
-    <w:p>
-      <w:pPr>
-        <w:numPr>
-          <w:ilvl w:val="0"/>
-          <w:numId w:val="6"/>
+          <w:numId w:val="9"/>
+        </w:numPr>
+      </w:pPr>
+      <w:r>
+        <w:t xml:space="preserve">Historial sesiones </w:t>
+      </w:r>
+    </w:p>
+    <w:p>
+      <w:pPr>
+        <w:numPr>
+          <w:ilvl w:val="0"/>
+          <w:numId w:val="9"/>
+        </w:numPr>
+      </w:pPr>
+      <w:r>
+        <w:t xml:space="preserve">Opiniones anónimas </w:t>
+      </w:r>
+    </w:p>
+    <w:p>
+      <w:pPr>
+        <w:numPr>
+          <w:ilvl w:val="0"/>
+          <w:numId w:val="9"/>
+        </w:numPr>
+      </w:pPr>
+      <w:r>
+        <w:t xml:space="preserve">Privacidad / seudónimo </w:t>
+      </w:r>
+    </w:p>
+    <w:p>
+      <w:r>
+        <w:pict w14:anchorId="739D8664">
+          <v:rect id="_x0000_i1031" style="width:0;height:1.5pt" o:hralign="center" o:hrstd="t" o:hr="t" fillcolor="#a0a0a0" stroked="f"/>
+        </w:pict>
+      </w:r>
+    </w:p>
+    <w:p>
+      <w:pPr>
+        <w:rPr>
+          <w:b/>
+          <w:bCs/>
+        </w:rPr>
+      </w:pPr>
+      <w:r>
+        <w:rPr>
+          <w:b/>
+          <w:bCs/>
+        </w:rPr>
+        <w:t>Fase 3 — Profesional</w:t>
+      </w:r>
+    </w:p>
+    <w:p>
+      <w:pPr>
+        <w:numPr>
+          <w:ilvl w:val="0"/>
+          <w:numId w:val="10"/>
         </w:numPr>
       </w:pPr>
       <w:proofErr w:type="spellStart"/>
@@ -715,18 +1421,18 @@
       <w:pPr>
         <w:numPr>
           <w:ilvl w:val="0"/>
-          <w:numId w:val="6"/>
-        </w:numPr>
-      </w:pPr>
-      <w:r>
-        <w:t xml:space="preserve">Agenda </w:t>
-      </w:r>
-    </w:p>
-    <w:p>
-      <w:pPr>
-        <w:numPr>
-          <w:ilvl w:val="0"/>
-          <w:numId w:val="6"/>
+          <w:numId w:val="10"/>
+        </w:numPr>
+      </w:pPr>
+      <w:r>
+        <w:t xml:space="preserve">Agenda laboral </w:t>
+      </w:r>
+    </w:p>
+    <w:p>
+      <w:pPr>
+        <w:numPr>
+          <w:ilvl w:val="0"/>
+          <w:numId w:val="10"/>
         </w:numPr>
       </w:pPr>
       <w:r>
@@ -737,7 +1443,7 @@
       <w:pPr>
         <w:numPr>
           <w:ilvl w:val="0"/>
-          <w:numId w:val="6"/>
+          <w:numId w:val="10"/>
         </w:numPr>
       </w:pPr>
       <w:r>
@@ -748,51 +1454,40 @@
       <w:pPr>
         <w:numPr>
           <w:ilvl w:val="0"/>
-          <w:numId w:val="6"/>
-        </w:numPr>
-      </w:pPr>
-      <w:r>
-        <w:t xml:space="preserve">Crear salas </w:t>
-      </w:r>
-    </w:p>
-    <w:p>
-      <w:pPr>
-        <w:numPr>
-          <w:ilvl w:val="0"/>
-          <w:numId w:val="6"/>
-        </w:numPr>
-      </w:pPr>
-      <w:r>
-        <w:t xml:space="preserve">Conferencias </w:t>
-      </w:r>
-    </w:p>
-    <w:p>
-      <w:pPr>
-        <w:numPr>
-          <w:ilvl w:val="0"/>
-          <w:numId w:val="6"/>
-        </w:numPr>
-      </w:pPr>
-      <w:r>
-        <w:t xml:space="preserve">Pagos / ingresos </w:t>
-      </w:r>
-    </w:p>
-    <w:p>
-      <w:pPr>
-        <w:numPr>
-          <w:ilvl w:val="0"/>
-          <w:numId w:val="6"/>
-        </w:numPr>
-      </w:pPr>
-      <w:r>
-        <w:t xml:space="preserve">Perfil profesional </w:t>
-      </w:r>
-    </w:p>
-    <w:p>
-      <w:pPr>
-        <w:numPr>
-          <w:ilvl w:val="0"/>
-          <w:numId w:val="6"/>
+          <w:numId w:val="10"/>
+        </w:numPr>
+      </w:pPr>
+      <w:r>
+        <w:t xml:space="preserve">Crear salas públicas </w:t>
+      </w:r>
+    </w:p>
+    <w:p>
+      <w:pPr>
+        <w:numPr>
+          <w:ilvl w:val="0"/>
+          <w:numId w:val="10"/>
+        </w:numPr>
+      </w:pPr>
+      <w:r>
+        <w:t xml:space="preserve">Conferencias pagas/gratis </w:t>
+      </w:r>
+    </w:p>
+    <w:p>
+      <w:pPr>
+        <w:numPr>
+          <w:ilvl w:val="0"/>
+          <w:numId w:val="10"/>
+        </w:numPr>
+      </w:pPr>
+      <w:r>
+        <w:t xml:space="preserve">Ingresos y retiros </w:t>
+      </w:r>
+    </w:p>
+    <w:p>
+      <w:pPr>
+        <w:numPr>
+          <w:ilvl w:val="0"/>
+          <w:numId w:val="10"/>
         </w:numPr>
       </w:pPr>
       <w:r>
@@ -803,7 +1498,7 @@
       <w:pPr>
         <w:numPr>
           <w:ilvl w:val="0"/>
-          <w:numId w:val="6"/>
+          <w:numId w:val="10"/>
         </w:numPr>
       </w:pPr>
       <w:r>
@@ -811,25 +1506,43 @@
       </w:r>
     </w:p>
     <w:p>
-      <w:pPr>
-        <w:rPr>
-          <w:b/>
-          <w:bCs/>
-        </w:rPr>
-      </w:pPr>
-      <w:r>
-        <w:rPr>
-          <w:b/>
-          <w:bCs/>
-        </w:rPr>
-        <w:t>Administración</w:t>
-      </w:r>
-    </w:p>
-    <w:p>
-      <w:pPr>
-        <w:numPr>
-          <w:ilvl w:val="0"/>
-          <w:numId w:val="7"/>
+      <w:r>
+        <w:pict w14:anchorId="7D399399">
+          <v:rect id="_x0000_i1032" style="width:0;height:1.5pt" o:hralign="center" o:hrstd="t" o:hr="t" fillcolor="#a0a0a0" stroked="f"/>
+        </w:pict>
+      </w:r>
+    </w:p>
+    <w:p>
+      <w:pPr>
+        <w:rPr>
+          <w:b/>
+          <w:bCs/>
+        </w:rPr>
+      </w:pPr>
+      <w:r>
+        <w:rPr>
+          <w:b/>
+          <w:bCs/>
+        </w:rPr>
+        <w:t>Fase 4 — Sistema interno</w:t>
+      </w:r>
+    </w:p>
+    <w:p>
+      <w:pPr>
+        <w:numPr>
+          <w:ilvl w:val="0"/>
+          <w:numId w:val="11"/>
+        </w:numPr>
+      </w:pPr>
+      <w:r>
+        <w:t xml:space="preserve">Validación COLPSIC </w:t>
+      </w:r>
+    </w:p>
+    <w:p>
+      <w:pPr>
+        <w:numPr>
+          <w:ilvl w:val="0"/>
+          <w:numId w:val="11"/>
         </w:numPr>
       </w:pPr>
       <w:r>
@@ -840,40 +1553,7 @@
       <w:pPr>
         <w:numPr>
           <w:ilvl w:val="0"/>
-          <w:numId w:val="7"/>
-        </w:numPr>
-      </w:pPr>
-      <w:r>
-        <w:t xml:space="preserve">Verificación profesional </w:t>
-      </w:r>
-    </w:p>
-    <w:p>
-      <w:pPr>
-        <w:numPr>
-          <w:ilvl w:val="0"/>
-          <w:numId w:val="7"/>
-        </w:numPr>
-      </w:pPr>
-      <w:r>
-        <w:t xml:space="preserve">Finanzas </w:t>
-      </w:r>
-    </w:p>
-    <w:p>
-      <w:pPr>
-        <w:numPr>
-          <w:ilvl w:val="0"/>
-          <w:numId w:val="7"/>
-        </w:numPr>
-      </w:pPr>
-      <w:r>
-        <w:t xml:space="preserve">Soporte </w:t>
-      </w:r>
-    </w:p>
-    <w:p>
-      <w:pPr>
-        <w:numPr>
-          <w:ilvl w:val="0"/>
-          <w:numId w:val="7"/>
+          <w:numId w:val="11"/>
         </w:numPr>
       </w:pPr>
       <w:r>
@@ -884,17 +1564,51 @@
       <w:pPr>
         <w:numPr>
           <w:ilvl w:val="0"/>
-          <w:numId w:val="7"/>
-        </w:numPr>
-      </w:pPr>
-      <w:r>
-        <w:t xml:space="preserve">Métricas globales </w:t>
-      </w:r>
-    </w:p>
-    <w:p>
-      <w:r>
-        <w:pict w14:anchorId="71F72833">
-          <v:rect id="_x0000_i1088" style="width:0;height:1.5pt" o:hralign="center" o:hrstd="t" o:hr="t" fillcolor="#a0a0a0" stroked="f"/>
+          <w:numId w:val="11"/>
+        </w:numPr>
+      </w:pPr>
+      <w:r>
+        <w:t xml:space="preserve">Notificaciones </w:t>
+      </w:r>
+    </w:p>
+    <w:p>
+      <w:pPr>
+        <w:numPr>
+          <w:ilvl w:val="0"/>
+          <w:numId w:val="11"/>
+        </w:numPr>
+      </w:pPr>
+      <w:r>
+        <w:t xml:space="preserve">Seguridad </w:t>
+      </w:r>
+    </w:p>
+    <w:p>
+      <w:pPr>
+        <w:numPr>
+          <w:ilvl w:val="0"/>
+          <w:numId w:val="11"/>
+        </w:numPr>
+      </w:pPr>
+      <w:r>
+        <w:t xml:space="preserve">Reportes </w:t>
+      </w:r>
+    </w:p>
+    <w:p>
+      <w:pPr>
+        <w:numPr>
+          <w:ilvl w:val="0"/>
+          <w:numId w:val="11"/>
+        </w:numPr>
+      </w:pPr>
+      <w:r>
+        <w:lastRenderedPageBreak/>
+        <w:t xml:space="preserve">Escalabilidad técnica </w:t>
+      </w:r>
+    </w:p>
+    <w:p>
+      <w:r>
+        <w:pict w14:anchorId="24E05CBB">
+          <v:rect id="_x0000_i1033" style="width:0;height:1.5pt" o:hralign="center" o:hrstd="t" o:hr="t" fillcolor="#a0a0a0" stroked="f"/>
         </w:pict>
       </w:r>
     </w:p>
@@ -910,947 +1624,259 @@
           <w:b/>
           <w:bCs/>
         </w:rPr>
-        <w:t>Método de Refinamiento (Shape Up)</w:t>
-      </w:r>
-    </w:p>
-    <w:p>
+        <w:t>Recomendación Estratégica</w:t>
+      </w:r>
+    </w:p>
+    <w:p>
+      <w:r>
+        <w:t>Empezaríamos por:</w:t>
+      </w:r>
+    </w:p>
+    <w:p>
+      <w:pPr>
+        <w:rPr>
+          <w:b/>
+          <w:bCs/>
+        </w:rPr>
+      </w:pPr>
+      <w:r>
+        <w:rPr>
+          <w:b/>
+          <w:bCs/>
+        </w:rPr>
+        <w:t>Módulo 1: Landing Page Pública</w:t>
+      </w:r>
+    </w:p>
+    <w:p>
+      <w:r>
+        <w:t>Porque define:</w:t>
+      </w:r>
+    </w:p>
+    <w:p>
+      <w:pPr>
+        <w:numPr>
+          <w:ilvl w:val="0"/>
+          <w:numId w:val="12"/>
+        </w:numPr>
+      </w:pPr>
+      <w:r>
+        <w:t xml:space="preserve">marca </w:t>
+      </w:r>
+    </w:p>
+    <w:p>
+      <w:pPr>
+        <w:numPr>
+          <w:ilvl w:val="0"/>
+          <w:numId w:val="12"/>
+        </w:numPr>
+      </w:pPr>
+      <w:r>
+        <w:t xml:space="preserve">confianza </w:t>
+      </w:r>
+    </w:p>
+    <w:p>
+      <w:pPr>
+        <w:numPr>
+          <w:ilvl w:val="0"/>
+          <w:numId w:val="12"/>
+        </w:numPr>
+      </w:pPr>
+      <w:r>
+        <w:t xml:space="preserve">captación </w:t>
+      </w:r>
+    </w:p>
+    <w:p>
+      <w:pPr>
+        <w:numPr>
+          <w:ilvl w:val="0"/>
+          <w:numId w:val="12"/>
+        </w:numPr>
+      </w:pPr>
+      <w:r>
+        <w:t xml:space="preserve">conversión </w:t>
+      </w:r>
+    </w:p>
+    <w:p>
+      <w:pPr>
+        <w:numPr>
+          <w:ilvl w:val="0"/>
+          <w:numId w:val="12"/>
+        </w:numPr>
+      </w:pPr>
+      <w:r>
+        <w:t xml:space="preserve">estructura UX global </w:t>
+      </w:r>
+    </w:p>
+    <w:p>
+      <w:r>
+        <w:t>Y desde allí refinamos todo lo demás.</w:t>
+      </w:r>
+    </w:p>
+    <w:p>
+      <w:r>
+        <w:pict w14:anchorId="4E52270F">
+          <v:rect id="_x0000_i1034" style="width:0;height:1.5pt" o:hralign="center" o:hrstd="t" o:hr="t" fillcolor="#a0a0a0" stroked="f"/>
+        </w:pict>
+      </w:r>
+    </w:p>
+    <w:p>
+      <w:pPr>
+        <w:rPr>
+          <w:b/>
+          <w:bCs/>
+        </w:rPr>
+      </w:pPr>
+      <w:r>
+        <w:rPr>
+          <w:b/>
+          <w:bCs/>
+        </w:rPr>
+        <w:t>Próximo Paso (recomendado)</w:t>
+      </w:r>
+    </w:p>
+    <w:p>
+      <w:r>
+        <w:t>Si estás de acuerdo, arrancamos inmediatamente con:</w:t>
+      </w:r>
+    </w:p>
+    <w:p>
+      <w:pPr>
+        <w:rPr>
+          <w:b/>
+          <w:bCs/>
+        </w:rPr>
+      </w:pPr>
+      <w:r>
+        <w:rPr>
+          <w:b/>
+          <w:bCs/>
+        </w:rPr>
+        <w:t>MÓDULO 1 — Landing Page Pública de Trébol</w:t>
+      </w:r>
+    </w:p>
+    <w:p>
+      <w:r>
+        <w:t>Lo desarrollaré de forma profesional incluyendo:</w:t>
+      </w:r>
+    </w:p>
+    <w:p>
+      <w:pPr>
+        <w:numPr>
+          <w:ilvl w:val="0"/>
+          <w:numId w:val="13"/>
+        </w:numPr>
+      </w:pPr>
+      <w:r>
+        <w:t xml:space="preserve">secciones exactas </w:t>
+      </w:r>
+    </w:p>
+    <w:p>
+      <w:pPr>
+        <w:numPr>
+          <w:ilvl w:val="0"/>
+          <w:numId w:val="13"/>
+        </w:numPr>
+      </w:pPr>
+      <w:r>
+        <w:t xml:space="preserve">botones </w:t>
+      </w:r>
+    </w:p>
+    <w:p>
+      <w:pPr>
+        <w:numPr>
+          <w:ilvl w:val="0"/>
+          <w:numId w:val="13"/>
+        </w:numPr>
+      </w:pPr>
+      <w:r>
+        <w:t xml:space="preserve">qué verá usuario </w:t>
+      </w:r>
+    </w:p>
+    <w:p>
+      <w:pPr>
+        <w:numPr>
+          <w:ilvl w:val="0"/>
+          <w:numId w:val="13"/>
+        </w:numPr>
+      </w:pPr>
+      <w:r>
+        <w:t xml:space="preserve">qué verá profesional </w:t>
+      </w:r>
+    </w:p>
+    <w:p>
+      <w:pPr>
+        <w:numPr>
+          <w:ilvl w:val="0"/>
+          <w:numId w:val="13"/>
+        </w:numPr>
+      </w:pPr>
+      <w:r>
+        <w:t xml:space="preserve">banner </w:t>
+      </w:r>
+    </w:p>
+    <w:p>
+      <w:pPr>
+        <w:numPr>
+          <w:ilvl w:val="0"/>
+          <w:numId w:val="13"/>
+        </w:numPr>
+      </w:pPr>
+      <w:proofErr w:type="gramStart"/>
+      <w:r>
+        <w:t>ranking profesionales</w:t>
+      </w:r>
+      <w:proofErr w:type="gramEnd"/>
+      <w:r>
+        <w:t xml:space="preserve"> </w:t>
+      </w:r>
+    </w:p>
+    <w:p>
+      <w:pPr>
+        <w:numPr>
+          <w:ilvl w:val="0"/>
+          <w:numId w:val="13"/>
+        </w:numPr>
+      </w:pPr>
+      <w:r>
+        <w:t xml:space="preserve">salas activas </w:t>
+      </w:r>
+    </w:p>
+    <w:p>
+      <w:pPr>
+        <w:numPr>
+          <w:ilvl w:val="0"/>
+          <w:numId w:val="13"/>
+        </w:numPr>
+      </w:pPr>
+      <w:proofErr w:type="spellStart"/>
+      <w:r>
+        <w:t>copywriting</w:t>
+      </w:r>
+      <w:proofErr w:type="spellEnd"/>
+      <w:r>
+        <w:t xml:space="preserve"> </w:t>
+      </w:r>
+    </w:p>
+    <w:p>
+      <w:pPr>
+        <w:numPr>
+          <w:ilvl w:val="0"/>
+          <w:numId w:val="13"/>
+        </w:numPr>
+      </w:pPr>
+      <w:r>
+        <w:t xml:space="preserve">restricciones </w:t>
+      </w:r>
+    </w:p>
+    <w:p>
+      <w:pPr>
+        <w:numPr>
+          <w:ilvl w:val="0"/>
+          <w:numId w:val="13"/>
+        </w:numPr>
+      </w:pPr>
       <w:r>
         <w:lastRenderedPageBreak/>
-        <w:t>Trabajaremos cada módulo con esta estructura:</w:t>
-      </w:r>
-    </w:p>
-    <w:p>
-      <w:pPr>
-        <w:rPr>
-          <w:b/>
-          <w:bCs/>
-        </w:rPr>
-      </w:pPr>
-      <w:r>
-        <w:rPr>
-          <w:b/>
-          <w:bCs/>
-        </w:rPr>
-        <w:t>Para cada módulo definiremos:</w:t>
-      </w:r>
-    </w:p>
-    <w:p>
-      <w:pPr>
-        <w:rPr>
-          <w:b/>
-          <w:bCs/>
-        </w:rPr>
-      </w:pPr>
-      <w:r>
-        <w:rPr>
-          <w:b/>
-          <w:bCs/>
-        </w:rPr>
-        <w:t>1. Problema</w:t>
-      </w:r>
-    </w:p>
-    <w:p>
-      <w:r>
-        <w:t>Qué necesidad resuelve.</w:t>
-      </w:r>
-    </w:p>
-    <w:p>
-      <w:pPr>
-        <w:rPr>
-          <w:b/>
-          <w:bCs/>
-        </w:rPr>
-      </w:pPr>
-      <w:r>
-        <w:rPr>
-          <w:b/>
-          <w:bCs/>
-        </w:rPr>
-        <w:t>2. Apetito</w:t>
-      </w:r>
-    </w:p>
-    <w:p>
-      <w:r>
-        <w:t>Tiempo razonable de construcción.</w:t>
-      </w:r>
-    </w:p>
-    <w:p>
-      <w:pPr>
-        <w:rPr>
-          <w:b/>
-          <w:bCs/>
-        </w:rPr>
-      </w:pPr>
-      <w:r>
-        <w:rPr>
-          <w:b/>
-          <w:bCs/>
-        </w:rPr>
-        <w:t>3. Límites</w:t>
-      </w:r>
-    </w:p>
-    <w:p>
-      <w:r>
-        <w:t>Qué entra y qué no entra.</w:t>
-      </w:r>
-    </w:p>
-    <w:p>
-      <w:pPr>
-        <w:rPr>
-          <w:b/>
-          <w:bCs/>
-        </w:rPr>
-      </w:pPr>
-      <w:r>
-        <w:rPr>
-          <w:b/>
-          <w:bCs/>
-        </w:rPr>
-        <w:t>4. Solución visible</w:t>
-      </w:r>
-    </w:p>
-    <w:p>
-      <w:r>
-        <w:t>Qué pantallas existen.</w:t>
-      </w:r>
-    </w:p>
-    <w:p>
-      <w:pPr>
-        <w:rPr>
-          <w:b/>
-          <w:bCs/>
-        </w:rPr>
-      </w:pPr>
-      <w:r>
-        <w:rPr>
-          <w:b/>
-          <w:bCs/>
-        </w:rPr>
-        <w:t>5. Acciones del usuario</w:t>
-      </w:r>
-    </w:p>
-    <w:p>
-      <w:r>
-        <w:t>Qué puede hacer.</w:t>
-      </w:r>
-    </w:p>
-    <w:p>
-      <w:pPr>
-        <w:rPr>
-          <w:b/>
-          <w:bCs/>
-        </w:rPr>
-      </w:pPr>
-      <w:r>
-        <w:rPr>
-          <w:b/>
-          <w:bCs/>
-        </w:rPr>
-        <w:t>6. Restricciones</w:t>
-      </w:r>
-    </w:p>
-    <w:p>
-      <w:r>
-        <w:t>Qué no puede hacer.</w:t>
-      </w:r>
-    </w:p>
-    <w:p>
-      <w:pPr>
-        <w:rPr>
-          <w:b/>
-          <w:bCs/>
-        </w:rPr>
-      </w:pPr>
-      <w:r>
-        <w:rPr>
-          <w:b/>
-          <w:bCs/>
-        </w:rPr>
-        <w:t>7. Reglas de negocio</w:t>
-      </w:r>
-    </w:p>
-    <w:p>
-      <w:r>
-        <w:t>Validaciones internas.</w:t>
-      </w:r>
-    </w:p>
-    <w:p>
-      <w:pPr>
-        <w:rPr>
-          <w:b/>
-          <w:bCs/>
-        </w:rPr>
-      </w:pPr>
-      <w:r>
-        <w:rPr>
-          <w:b/>
-          <w:bCs/>
-        </w:rPr>
-        <w:t>8. Riesgos</w:t>
-      </w:r>
-    </w:p>
-    <w:p>
-      <w:r>
-        <w:t>Qué puede salir mal.</w:t>
-      </w:r>
-    </w:p>
-    <w:p>
-      <w:pPr>
-        <w:rPr>
-          <w:b/>
-          <w:bCs/>
-        </w:rPr>
-      </w:pPr>
-      <w:r>
-        <w:rPr>
-          <w:b/>
-          <w:bCs/>
-        </w:rPr>
-        <w:t>9. Datos necesarios</w:t>
-      </w:r>
-    </w:p>
-    <w:p>
-      <w:r>
-        <w:t>Qué guarda base de datos.</w:t>
-      </w:r>
-    </w:p>
-    <w:p>
-      <w:pPr>
-        <w:rPr>
-          <w:b/>
-          <w:bCs/>
-        </w:rPr>
-      </w:pPr>
-      <w:r>
-        <w:rPr>
-          <w:b/>
-          <w:bCs/>
-        </w:rPr>
-        <w:t>10. Métricas de éxito</w:t>
-      </w:r>
-    </w:p>
-    <w:p>
-      <w:r>
-        <w:t>Cómo saber si funciona.</w:t>
-      </w:r>
-    </w:p>
-    <w:p>
-      <w:r>
-        <w:pict w14:anchorId="31CE1B1F">
-          <v:rect id="_x0000_i1089" style="width:0;height:1.5pt" o:hralign="center" o:hrstd="t" o:hr="t" fillcolor="#a0a0a0" stroked="f"/>
-        </w:pict>
-      </w:r>
-    </w:p>
-    <w:p>
-      <w:pPr>
-        <w:rPr>
-          <w:b/>
-          <w:bCs/>
-        </w:rPr>
-      </w:pPr>
-      <w:r>
-        <w:rPr>
-          <w:b/>
-          <w:bCs/>
-        </w:rPr>
-        <w:t>Orden de Refinamiento (De adelante hacia atrás)</w:t>
-      </w:r>
-    </w:p>
-    <w:p>
-      <w:pPr>
-        <w:rPr>
-          <w:b/>
-          <w:bCs/>
-        </w:rPr>
-      </w:pPr>
-      <w:r>
-        <w:rPr>
-          <w:b/>
-          <w:bCs/>
-        </w:rPr>
-        <w:t>Fase 1 — Lo que ve el mundo</w:t>
-      </w:r>
-    </w:p>
-    <w:p>
-      <w:pPr>
-        <w:numPr>
-          <w:ilvl w:val="0"/>
-          <w:numId w:val="8"/>
-        </w:numPr>
-      </w:pPr>
-      <w:r>
-        <w:t xml:space="preserve">Landing Page Pública </w:t>
-      </w:r>
-    </w:p>
-    <w:p>
-      <w:pPr>
-        <w:numPr>
-          <w:ilvl w:val="0"/>
-          <w:numId w:val="8"/>
-        </w:numPr>
-      </w:pPr>
-      <w:r>
-        <w:lastRenderedPageBreak/>
-        <w:t xml:space="preserve">Registro Usuario </w:t>
-      </w:r>
-    </w:p>
-    <w:p>
-      <w:pPr>
-        <w:numPr>
-          <w:ilvl w:val="0"/>
-          <w:numId w:val="8"/>
-        </w:numPr>
-      </w:pPr>
-      <w:r>
-        <w:t xml:space="preserve">Registro Profesional </w:t>
-      </w:r>
-    </w:p>
-    <w:p>
-      <w:pPr>
-        <w:numPr>
-          <w:ilvl w:val="0"/>
-          <w:numId w:val="8"/>
-        </w:numPr>
-      </w:pPr>
-      <w:r>
-        <w:t xml:space="preserve">Login </w:t>
-      </w:r>
-    </w:p>
-    <w:p>
-      <w:pPr>
-        <w:numPr>
-          <w:ilvl w:val="0"/>
-          <w:numId w:val="8"/>
-        </w:numPr>
-      </w:pPr>
-      <w:r>
-        <w:t xml:space="preserve">Recuperación acceso </w:t>
-      </w:r>
-    </w:p>
-    <w:p>
-      <w:pPr>
-        <w:numPr>
-          <w:ilvl w:val="0"/>
-          <w:numId w:val="8"/>
-        </w:numPr>
-      </w:pPr>
-      <w:r>
-        <w:t xml:space="preserve">Términos y consentimiento </w:t>
-      </w:r>
-    </w:p>
-    <w:p>
-      <w:r>
-        <w:pict w14:anchorId="4AF351FF">
-          <v:rect id="_x0000_i1090" style="width:0;height:1.5pt" o:hralign="center" o:hrstd="t" o:hr="t" fillcolor="#a0a0a0" stroked="f"/>
-        </w:pict>
-      </w:r>
-    </w:p>
-    <w:p>
-      <w:pPr>
-        <w:rPr>
-          <w:b/>
-          <w:bCs/>
-        </w:rPr>
-      </w:pPr>
-      <w:r>
-        <w:rPr>
-          <w:b/>
-          <w:bCs/>
-        </w:rPr>
-        <w:t>Fase 2 — Usuario normal</w:t>
-      </w:r>
-    </w:p>
-    <w:p>
-      <w:pPr>
-        <w:numPr>
-          <w:ilvl w:val="0"/>
-          <w:numId w:val="9"/>
-        </w:numPr>
-      </w:pPr>
-      <w:proofErr w:type="spellStart"/>
-      <w:r>
-        <w:t>Dashboard</w:t>
-      </w:r>
-      <w:proofErr w:type="spellEnd"/>
-      <w:r>
-        <w:t xml:space="preserve"> usuario </w:t>
-      </w:r>
-    </w:p>
-    <w:p>
-      <w:pPr>
-        <w:numPr>
-          <w:ilvl w:val="0"/>
-          <w:numId w:val="9"/>
-        </w:numPr>
-      </w:pPr>
-      <w:r>
-        <w:t xml:space="preserve">Buscar profesionales </w:t>
-      </w:r>
-    </w:p>
-    <w:p>
-      <w:pPr>
-        <w:numPr>
-          <w:ilvl w:val="0"/>
-          <w:numId w:val="9"/>
-        </w:numPr>
-      </w:pPr>
-      <w:r>
-        <w:t xml:space="preserve">Perfil profesional público </w:t>
-      </w:r>
-    </w:p>
-    <w:p>
-      <w:pPr>
-        <w:numPr>
-          <w:ilvl w:val="0"/>
-          <w:numId w:val="9"/>
-        </w:numPr>
-      </w:pPr>
-      <w:r>
-        <w:t xml:space="preserve">Agenda y reservas </w:t>
-      </w:r>
-    </w:p>
-    <w:p>
-      <w:pPr>
-        <w:numPr>
-          <w:ilvl w:val="0"/>
-          <w:numId w:val="9"/>
-        </w:numPr>
-      </w:pPr>
-      <w:r>
-        <w:t xml:space="preserve">Pagos </w:t>
-      </w:r>
-    </w:p>
-    <w:p>
-      <w:pPr>
-        <w:numPr>
-          <w:ilvl w:val="0"/>
-          <w:numId w:val="9"/>
-        </w:numPr>
-      </w:pPr>
-      <w:r>
-        <w:t xml:space="preserve">Historial sesiones </w:t>
-      </w:r>
-    </w:p>
-    <w:p>
-      <w:pPr>
-        <w:numPr>
-          <w:ilvl w:val="0"/>
-          <w:numId w:val="9"/>
-        </w:numPr>
-      </w:pPr>
-      <w:r>
-        <w:t xml:space="preserve">Opiniones anónimas </w:t>
-      </w:r>
-    </w:p>
-    <w:p>
-      <w:pPr>
-        <w:numPr>
-          <w:ilvl w:val="0"/>
-          <w:numId w:val="9"/>
-        </w:numPr>
-      </w:pPr>
-      <w:r>
-        <w:t xml:space="preserve">Privacidad / seudónimo </w:t>
-      </w:r>
-    </w:p>
-    <w:p>
-      <w:r>
-        <w:pict w14:anchorId="739D8664">
-          <v:rect id="_x0000_i1091" style="width:0;height:1.5pt" o:hralign="center" o:hrstd="t" o:hr="t" fillcolor="#a0a0a0" stroked="f"/>
-        </w:pict>
-      </w:r>
-    </w:p>
-    <w:p>
-      <w:pPr>
-        <w:rPr>
-          <w:b/>
-          <w:bCs/>
-        </w:rPr>
-      </w:pPr>
-      <w:r>
-        <w:rPr>
-          <w:b/>
-          <w:bCs/>
-        </w:rPr>
-        <w:t>Fase 3 — Profesional</w:t>
-      </w:r>
-    </w:p>
-    <w:p>
-      <w:pPr>
-        <w:numPr>
-          <w:ilvl w:val="0"/>
-          <w:numId w:val="10"/>
-        </w:numPr>
-      </w:pPr>
-      <w:proofErr w:type="spellStart"/>
-      <w:r>
-        <w:t>Dashboard</w:t>
-      </w:r>
-      <w:proofErr w:type="spellEnd"/>
-      <w:r>
-        <w:t xml:space="preserve"> profesional </w:t>
-      </w:r>
-    </w:p>
-    <w:p>
-      <w:pPr>
-        <w:numPr>
-          <w:ilvl w:val="0"/>
-          <w:numId w:val="10"/>
-        </w:numPr>
-      </w:pPr>
-      <w:r>
-        <w:t xml:space="preserve">Agenda laboral </w:t>
-      </w:r>
-    </w:p>
-    <w:p>
-      <w:pPr>
-        <w:numPr>
-          <w:ilvl w:val="0"/>
-          <w:numId w:val="10"/>
-        </w:numPr>
-      </w:pPr>
-      <w:r>
-        <w:t xml:space="preserve">Pacientes </w:t>
-      </w:r>
-    </w:p>
-    <w:p>
-      <w:pPr>
-        <w:numPr>
-          <w:ilvl w:val="0"/>
-          <w:numId w:val="10"/>
-        </w:numPr>
-      </w:pPr>
-      <w:r>
-        <w:t xml:space="preserve">Historial clínico </w:t>
-      </w:r>
-    </w:p>
-    <w:p>
-      <w:pPr>
-        <w:numPr>
-          <w:ilvl w:val="0"/>
-          <w:numId w:val="10"/>
-        </w:numPr>
-      </w:pPr>
-      <w:r>
-        <w:t xml:space="preserve">Crear salas públicas </w:t>
-      </w:r>
-    </w:p>
-    <w:p>
-      <w:pPr>
-        <w:numPr>
-          <w:ilvl w:val="0"/>
-          <w:numId w:val="10"/>
-        </w:numPr>
-      </w:pPr>
-      <w:r>
-        <w:t xml:space="preserve">Conferencias pagas/gratis </w:t>
-      </w:r>
-    </w:p>
-    <w:p>
-      <w:pPr>
-        <w:numPr>
-          <w:ilvl w:val="0"/>
-          <w:numId w:val="10"/>
-        </w:numPr>
-      </w:pPr>
-      <w:r>
-        <w:t xml:space="preserve">Ingresos y retiros </w:t>
-      </w:r>
-    </w:p>
-    <w:p>
-      <w:pPr>
-        <w:numPr>
-          <w:ilvl w:val="0"/>
-          <w:numId w:val="10"/>
-        </w:numPr>
-      </w:pPr>
-      <w:r>
-        <w:t xml:space="preserve">Mensajería entre profesionales </w:t>
-      </w:r>
-    </w:p>
-    <w:p>
-      <w:pPr>
-        <w:numPr>
-          <w:ilvl w:val="0"/>
-          <w:numId w:val="10"/>
-        </w:numPr>
-      </w:pPr>
-      <w:r>
-        <w:t xml:space="preserve">Derivaciones </w:t>
-      </w:r>
-    </w:p>
-    <w:p>
-      <w:r>
-        <w:lastRenderedPageBreak/>
-        <w:pict w14:anchorId="7D399399">
-          <v:rect id="_x0000_i1092" style="width:0;height:1.5pt" o:hralign="center" o:hrstd="t" o:hr="t" fillcolor="#a0a0a0" stroked="f"/>
-        </w:pict>
-      </w:r>
-    </w:p>
-    <w:p>
-      <w:pPr>
-        <w:rPr>
-          <w:b/>
-          <w:bCs/>
-        </w:rPr>
-      </w:pPr>
-      <w:r>
-        <w:rPr>
-          <w:b/>
-          <w:bCs/>
-        </w:rPr>
-        <w:t>Fase 4 — Sistema interno</w:t>
-      </w:r>
-    </w:p>
-    <w:p>
-      <w:pPr>
-        <w:numPr>
-          <w:ilvl w:val="0"/>
-          <w:numId w:val="11"/>
-        </w:numPr>
-      </w:pPr>
-      <w:r>
-        <w:t xml:space="preserve">Validación COLPSIC </w:t>
-      </w:r>
-    </w:p>
-    <w:p>
-      <w:pPr>
-        <w:numPr>
-          <w:ilvl w:val="0"/>
-          <w:numId w:val="11"/>
-        </w:numPr>
-      </w:pPr>
-      <w:r>
-        <w:t xml:space="preserve">Moderación </w:t>
-      </w:r>
-    </w:p>
-    <w:p>
-      <w:pPr>
-        <w:numPr>
-          <w:ilvl w:val="0"/>
-          <w:numId w:val="11"/>
-        </w:numPr>
-      </w:pPr>
-      <w:r>
-        <w:t xml:space="preserve">Auditoría </w:t>
-      </w:r>
-    </w:p>
-    <w:p>
-      <w:pPr>
-        <w:numPr>
-          <w:ilvl w:val="0"/>
-          <w:numId w:val="11"/>
-        </w:numPr>
-      </w:pPr>
-      <w:r>
-        <w:t xml:space="preserve">Notificaciones </w:t>
-      </w:r>
-    </w:p>
-    <w:p>
-      <w:pPr>
-        <w:numPr>
-          <w:ilvl w:val="0"/>
-          <w:numId w:val="11"/>
-        </w:numPr>
-      </w:pPr>
-      <w:r>
-        <w:t xml:space="preserve">Seguridad </w:t>
-      </w:r>
-    </w:p>
-    <w:p>
-      <w:pPr>
-        <w:numPr>
-          <w:ilvl w:val="0"/>
-          <w:numId w:val="11"/>
-        </w:numPr>
-      </w:pPr>
-      <w:r>
-        <w:t xml:space="preserve">Reportes </w:t>
-      </w:r>
-    </w:p>
-    <w:p>
-      <w:pPr>
-        <w:numPr>
-          <w:ilvl w:val="0"/>
-          <w:numId w:val="11"/>
-        </w:numPr>
-      </w:pPr>
-      <w:r>
-        <w:t xml:space="preserve">Escalabilidad técnica </w:t>
-      </w:r>
-    </w:p>
-    <w:p>
-      <w:r>
-        <w:pict w14:anchorId="24E05CBB">
-          <v:rect id="_x0000_i1093" style="width:0;height:1.5pt" o:hralign="center" o:hrstd="t" o:hr="t" fillcolor="#a0a0a0" stroked="f"/>
-        </w:pict>
-      </w:r>
-    </w:p>
-    <w:p>
-      <w:pPr>
-        <w:rPr>
-          <w:b/>
-          <w:bCs/>
-        </w:rPr>
-      </w:pPr>
-      <w:r>
-        <w:rPr>
-          <w:b/>
-          <w:bCs/>
-        </w:rPr>
-        <w:t>Recomendación Estratégica</w:t>
-      </w:r>
-    </w:p>
-    <w:p>
-      <w:r>
-        <w:t>Empezaríamos por:</w:t>
-      </w:r>
-    </w:p>
-    <w:p>
-      <w:pPr>
-        <w:rPr>
-          <w:b/>
-          <w:bCs/>
-        </w:rPr>
-      </w:pPr>
-      <w:r>
-        <w:rPr>
-          <w:b/>
-          <w:bCs/>
-        </w:rPr>
-        <w:t>Módulo 1: Landing Page Pública</w:t>
-      </w:r>
-    </w:p>
-    <w:p>
-      <w:r>
-        <w:t>Porque define:</w:t>
-      </w:r>
-    </w:p>
-    <w:p>
-      <w:pPr>
-        <w:numPr>
-          <w:ilvl w:val="0"/>
-          <w:numId w:val="12"/>
-        </w:numPr>
-      </w:pPr>
-      <w:r>
-        <w:t xml:space="preserve">marca </w:t>
-      </w:r>
-    </w:p>
-    <w:p>
-      <w:pPr>
-        <w:numPr>
-          <w:ilvl w:val="0"/>
-          <w:numId w:val="12"/>
-        </w:numPr>
-      </w:pPr>
-      <w:r>
-        <w:t xml:space="preserve">confianza </w:t>
-      </w:r>
-    </w:p>
-    <w:p>
-      <w:pPr>
-        <w:numPr>
-          <w:ilvl w:val="0"/>
-          <w:numId w:val="12"/>
-        </w:numPr>
-      </w:pPr>
-      <w:r>
-        <w:t xml:space="preserve">captación </w:t>
-      </w:r>
-    </w:p>
-    <w:p>
-      <w:pPr>
-        <w:numPr>
-          <w:ilvl w:val="0"/>
-          <w:numId w:val="12"/>
-        </w:numPr>
-      </w:pPr>
-      <w:r>
-        <w:t xml:space="preserve">conversión </w:t>
-      </w:r>
-    </w:p>
-    <w:p>
-      <w:pPr>
-        <w:numPr>
-          <w:ilvl w:val="0"/>
-          <w:numId w:val="12"/>
-        </w:numPr>
-      </w:pPr>
-      <w:r>
-        <w:t xml:space="preserve">estructura UX global </w:t>
-      </w:r>
-    </w:p>
-    <w:p>
-      <w:r>
-        <w:t>Y desde allí refinamos todo lo demás.</w:t>
-      </w:r>
-    </w:p>
-    <w:p>
-      <w:r>
-        <w:pict w14:anchorId="4E52270F">
-          <v:rect id="_x0000_i1094" style="width:0;height:1.5pt" o:hralign="center" o:hrstd="t" o:hr="t" fillcolor="#a0a0a0" stroked="f"/>
-        </w:pict>
-      </w:r>
-    </w:p>
-    <w:p>
-      <w:pPr>
-        <w:rPr>
-          <w:b/>
-          <w:bCs/>
-        </w:rPr>
-      </w:pPr>
-      <w:r>
-        <w:rPr>
-          <w:b/>
-          <w:bCs/>
-        </w:rPr>
-        <w:t>Próximo Paso (recomendado)</w:t>
-      </w:r>
-    </w:p>
-    <w:p>
-      <w:r>
-        <w:t>Si estás de acuerdo, arrancamos inmediatamente con:</w:t>
-      </w:r>
-    </w:p>
-    <w:p>
-      <w:pPr>
-        <w:rPr>
-          <w:b/>
-          <w:bCs/>
-        </w:rPr>
-      </w:pPr>
-      <w:r>
-        <w:rPr>
-          <w:b/>
-          <w:bCs/>
-        </w:rPr>
-        <w:t>MÓDULO 1 — Landing Page Pública de Trébol</w:t>
-      </w:r>
-    </w:p>
-    <w:p>
-      <w:r>
-        <w:t>Lo desarrollaré de forma profesional incluyendo:</w:t>
-      </w:r>
-    </w:p>
-    <w:p>
-      <w:pPr>
-        <w:numPr>
-          <w:ilvl w:val="0"/>
-          <w:numId w:val="13"/>
-        </w:numPr>
-      </w:pPr>
-      <w:r>
-        <w:t xml:space="preserve">secciones exactas </w:t>
-      </w:r>
-    </w:p>
-    <w:p>
-      <w:pPr>
-        <w:numPr>
-          <w:ilvl w:val="0"/>
-          <w:numId w:val="13"/>
-        </w:numPr>
-      </w:pPr>
-      <w:r>
-        <w:lastRenderedPageBreak/>
-        <w:t xml:space="preserve">botones </w:t>
-      </w:r>
-    </w:p>
-    <w:p>
-      <w:pPr>
-        <w:numPr>
-          <w:ilvl w:val="0"/>
-          <w:numId w:val="13"/>
-        </w:numPr>
-      </w:pPr>
-      <w:r>
-        <w:t xml:space="preserve">qué verá usuario </w:t>
-      </w:r>
-    </w:p>
-    <w:p>
-      <w:pPr>
-        <w:numPr>
-          <w:ilvl w:val="0"/>
-          <w:numId w:val="13"/>
-        </w:numPr>
-      </w:pPr>
-      <w:r>
-        <w:t xml:space="preserve">qué verá profesional </w:t>
-      </w:r>
-    </w:p>
-    <w:p>
-      <w:pPr>
-        <w:numPr>
-          <w:ilvl w:val="0"/>
-          <w:numId w:val="13"/>
-        </w:numPr>
-      </w:pPr>
-      <w:r>
-        <w:t xml:space="preserve">banner </w:t>
-      </w:r>
-    </w:p>
-    <w:p>
-      <w:pPr>
-        <w:numPr>
-          <w:ilvl w:val="0"/>
-          <w:numId w:val="13"/>
-        </w:numPr>
-      </w:pPr>
-      <w:proofErr w:type="gramStart"/>
-      <w:r>
-        <w:t>ranking profesionales</w:t>
-      </w:r>
-      <w:proofErr w:type="gramEnd"/>
-      <w:r>
-        <w:t xml:space="preserve"> </w:t>
-      </w:r>
-    </w:p>
-    <w:p>
-      <w:pPr>
-        <w:numPr>
-          <w:ilvl w:val="0"/>
-          <w:numId w:val="13"/>
-        </w:numPr>
-      </w:pPr>
-      <w:r>
-        <w:t xml:space="preserve">salas activas </w:t>
-      </w:r>
-    </w:p>
-    <w:p>
-      <w:pPr>
-        <w:numPr>
-          <w:ilvl w:val="0"/>
-          <w:numId w:val="13"/>
-        </w:numPr>
-      </w:pPr>
-      <w:proofErr w:type="spellStart"/>
-      <w:r>
-        <w:t>copywriting</w:t>
-      </w:r>
-      <w:proofErr w:type="spellEnd"/>
-      <w:r>
-        <w:t xml:space="preserve"> </w:t>
-      </w:r>
-    </w:p>
-    <w:p>
-      <w:pPr>
-        <w:numPr>
-          <w:ilvl w:val="0"/>
-          <w:numId w:val="13"/>
-        </w:numPr>
-      </w:pPr>
-      <w:r>
-        <w:t xml:space="preserve">restricciones </w:t>
-      </w:r>
-    </w:p>
-    <w:p>
-      <w:pPr>
-        <w:numPr>
-          <w:ilvl w:val="0"/>
-          <w:numId w:val="13"/>
-        </w:numPr>
-      </w:pPr>
-      <w:r>
         <w:t xml:space="preserve">responsive </w:t>
       </w:r>
       <w:proofErr w:type="spellStart"/>
@@ -4357,6 +4383,7 @@
   <w:style w:type="character" w:default="1" w:styleId="Fuentedeprrafopredeter">
     <w:name w:val="Default Paragraph Font"/>
     <w:uiPriority w:val="1"/>
+    <w:semiHidden/>
     <w:unhideWhenUsed/>
   </w:style>
   <w:style w:type="table" w:default="1" w:styleId="Tablanormal">
